--- a/Presto UX Reference v1.0.docx
+++ b/Presto UX Reference v1.0.docx
@@ -2486,7 +2486,7 @@
                 <w:sz w:val="20"/>
                 <w:szCs w:val="20"/>
               </w:rPr>
-              <w:t xml:space="preserve">4. Redirect to /dashboard</w:t>
+              <w:t xml:space="preserve">4. Redirect: Create Project screen (4.4) when the account has no projects, /dashboard otherwise</w:t>
             </w:r>
           </w:p>
         </w:tc>
@@ -2513,7 +2513,7 @@
           <w:sz w:val="22"/>
           <w:szCs w:val="22"/>
         </w:rPr>
-        <w:t xml:space="preserve">On success → redirect to /dashboard</w:t>
+        <w:t xml:space="preserve">On success → redirect to /dashboard, or to the Create Project screen (4.4) if the account has no projects</w:t>
       </w:r>
     </w:p>
     <w:p>
@@ -2869,7 +2869,7 @@
                 <w:sz w:val="20"/>
                 <w:szCs w:val="20"/>
               </w:rPr>
-              <w:t xml:space="preserve">4. Redirect to /instructions</w:t>
+              <w:t xml:space="preserve">4. Redirect to the Create Project screen (4.4)</w:t>
             </w:r>
           </w:p>
         </w:tc>
@@ -2896,7 +2896,7 @@
           <w:sz w:val="22"/>
           <w:szCs w:val="22"/>
         </w:rPr>
-        <w:t xml:space="preserve">First login always redirects to /instructions — this prompts the user to set up their voice before anything else</w:t>
+        <w:t xml:space="preserve">First login lands on the Create Project screen (4.4); after the first project is created, redirect to /instructions so the user sets up their voice before anything else</w:t>
       </w:r>
     </w:p>
     <w:p>
@@ -2915,7 +2915,7 @@
           <w:sz w:val="22"/>
           <w:szCs w:val="22"/>
         </w:rPr>
-        <w:t xml:space="preserve">Subsequent logins redirect to /dashboard</w:t>
+        <w:t xml:space="preserve">Subsequent logins redirect to /dashboard (or to Create Project, 4.4, while no projects exist)</w:t>
       </w:r>
     </w:p>
     <w:p>
@@ -3343,6 +3343,259 @@
     <w:p>
       <w:r>
         <w:br w:type="page"/>
+      </w:r>
+    </w:p>
+    <w:p>
+      <w:pPr>
+        <w:pStyle w:val="Heading2"/>
+        <w:spacing w:after="120" w:before="360"/>
+      </w:pPr>
+      <w:r>
+        <w:rPr>
+          <w:rFonts w:ascii="Inter" w:cs="Inter" w:eastAsia="Inter" w:hAnsi="Inter"/>
+          <w:b/>
+          <w:bCs/>
+          <w:color w:val="111111"/>
+          <w:sz w:val="28"/>
+          <w:szCs w:val="28"/>
+        </w:rPr>
+        <w:t xml:space="preserve">4.4 Create Project (first run)</w:t>
+      </w:r>
+    </w:p>
+    <w:p>
+      <w:r>
+        <w:rPr>
+          <w:rFonts w:ascii="Inter" w:cs="Inter" w:eastAsia="Inter" w:hAnsi="Inter"/>
+          <w:b w:val="false"/>
+          <w:bCs w:val="false"/>
+          <w:color w:val="4A5568"/>
+          <w:sz w:val="20"/>
+          <w:szCs w:val="20"/>
+        </w:rPr>
+        <w:t xml:space="preserve">Shown immediately after signup or login whenever the account has no projects yet (see PRD 5.3 — projects are the top-level container everything else lives in). This is the first screen a brand-new user sees after verifying their account.</w:t>
+      </w:r>
+    </w:p>
+    <w:p>
+      <w:pPr>
+        <w:pStyle w:val="Heading3"/>
+        <w:spacing w:after="80" w:before="240"/>
+      </w:pPr>
+      <w:r>
+        <w:rPr>
+          <w:rFonts w:ascii="Inter" w:cs="Inter" w:eastAsia="Inter" w:hAnsi="Inter"/>
+          <w:b/>
+          <w:bCs/>
+          <w:color w:val="2C5EFF"/>
+          <w:sz w:val="24"/>
+          <w:szCs w:val="24"/>
+        </w:rPr>
+        <w:t xml:space="preserve">What the user sees</w:t>
+      </w:r>
+    </w:p>
+    <w:p>
+      <w:pPr>
+        <w:pStyle w:val="ListParagraph"/>
+        <w:numPr>
+          <w:ilvl w:val="0"/>
+          <w:numId w:val="2"/>
+        </w:numPr>
+        <w:spacing w:after="40" w:before="40"/>
+      </w:pPr>
+      <w:r>
+        <w:rPr>
+          <w:rFonts w:ascii="Inter" w:cs="Inter" w:eastAsia="Inter" w:hAnsi="Inter"/>
+          <w:b w:val="false"/>
+          <w:bCs w:val="false"/>
+          <w:color w:val="4A5568"/>
+          <w:sz w:val="20"/>
+          <w:szCs w:val="20"/>
+        </w:rPr>
+        <w:t xml:space="preserve">Full-bleed branded screen in the auth-shell family — no sidebar or navbar</w:t>
+      </w:r>
+    </w:p>
+    <w:p>
+      <w:pPr>
+        <w:pStyle w:val="ListParagraph"/>
+        <w:numPr>
+          <w:ilvl w:val="0"/>
+          <w:numId w:val="2"/>
+        </w:numPr>
+        <w:spacing w:after="40" w:before="40"/>
+      </w:pPr>
+      <w:r>
+        <w:rPr>
+          <w:rFonts w:ascii="Inter" w:cs="Inter" w:eastAsia="Inter" w:hAnsi="Inter"/>
+          <w:b w:val="false"/>
+          <w:bCs w:val="false"/>
+          <w:color w:val="4A5568"/>
+          <w:sz w:val="20"/>
+          <w:szCs w:val="20"/>
+        </w:rPr>
+        <w:t xml:space="preserve">Presto wordmark top center over the pixel-gradient background art</w:t>
+      </w:r>
+    </w:p>
+    <w:p>
+      <w:pPr>
+        <w:pStyle w:val="ListParagraph"/>
+        <w:numPr>
+          <w:ilvl w:val="0"/>
+          <w:numId w:val="2"/>
+        </w:numPr>
+        <w:spacing w:after="40" w:before="40"/>
+      </w:pPr>
+      <w:r>
+        <w:rPr>
+          <w:rFonts w:ascii="Inter" w:cs="Inter" w:eastAsia="Inter" w:hAnsi="Inter"/>
+          <w:b w:val="false"/>
+          <w:bCs w:val="false"/>
+          <w:color w:val="4A5568"/>
+          <w:sz w:val="20"/>
+          <w:szCs w:val="20"/>
+        </w:rPr>
+        <w:t xml:space="preserve">Centered stack: gradient avatar, personal greeting (“Hi, {first name}”), headline “You don’t have any projects here. Let’s create one.”, and a primary Create project button with a folder icon</w:t>
+      </w:r>
+    </w:p>
+    <w:p>
+      <w:pPr>
+        <w:pStyle w:val="ListParagraph"/>
+        <w:numPr>
+          <w:ilvl w:val="0"/>
+          <w:numId w:val="2"/>
+        </w:numPr>
+        <w:spacing w:after="40" w:before="40"/>
+      </w:pPr>
+      <w:r>
+        <w:rPr>
+          <w:rFonts w:ascii="Inter" w:cs="Inter" w:eastAsia="Inter" w:hAnsi="Inter"/>
+          <w:b w:val="false"/>
+          <w:bCs w:val="false"/>
+          <w:color w:val="4A5568"/>
+          <w:sz w:val="20"/>
+          <w:szCs w:val="20"/>
+        </w:rPr>
+        <w:t xml:space="preserve">Supporting line beneath the CTA: “Each project can be customized with specific settings, making it perfect for distinct content types.”</w:t>
+      </w:r>
+    </w:p>
+    <w:p>
+      <w:pPr>
+        <w:pStyle w:val="ListParagraph"/>
+        <w:numPr>
+          <w:ilvl w:val="0"/>
+          <w:numId w:val="2"/>
+        </w:numPr>
+        <w:spacing w:after="40" w:before="40"/>
+      </w:pPr>
+      <w:r>
+        <w:rPr>
+          <w:rFonts w:ascii="Inter" w:cs="Inter" w:eastAsia="Inter" w:hAnsi="Inter"/>
+          <w:b w:val="false"/>
+          <w:bCs w:val="false"/>
+          <w:color w:val="4A5568"/>
+          <w:sz w:val="20"/>
+          <w:szCs w:val="20"/>
+        </w:rPr>
+        <w:t xml:space="preserve">Log out button pinned bottom center (secondary style, power icon)</w:t>
+      </w:r>
+    </w:p>
+    <w:p>
+      <w:pPr>
+        <w:pStyle w:val="Heading3"/>
+        <w:spacing w:after="80" w:before="240"/>
+      </w:pPr>
+      <w:r>
+        <w:rPr>
+          <w:rFonts w:ascii="Inter" w:cs="Inter" w:eastAsia="Inter" w:hAnsi="Inter"/>
+          <w:b/>
+          <w:bCs/>
+          <w:color w:val="2C5EFF"/>
+          <w:sz w:val="24"/>
+          <w:szCs w:val="24"/>
+        </w:rPr>
+        <w:t xml:space="preserve">What happens</w:t>
+      </w:r>
+    </w:p>
+    <w:p>
+      <w:pPr>
+        <w:pStyle w:val="ListParagraph"/>
+        <w:numPr>
+          <w:ilvl w:val="0"/>
+          <w:numId w:val="2"/>
+        </w:numPr>
+        <w:spacing w:after="40" w:before="40"/>
+      </w:pPr>
+      <w:r>
+        <w:rPr>
+          <w:rFonts w:ascii="Inter" w:cs="Inter" w:eastAsia="Inter" w:hAnsi="Inter"/>
+          <w:b w:val="false"/>
+          <w:bCs w:val="false"/>
+          <w:color w:val="4A5568"/>
+          <w:sz w:val="20"/>
+          <w:szCs w:val="20"/>
+        </w:rPr>
+        <w:t xml:space="preserve">Greeting uses the first word of the account’s display name</w:t>
+      </w:r>
+    </w:p>
+    <w:p>
+      <w:pPr>
+        <w:pStyle w:val="ListParagraph"/>
+        <w:numPr>
+          <w:ilvl w:val="0"/>
+          <w:numId w:val="2"/>
+        </w:numPr>
+        <w:spacing w:after="40" w:before="40"/>
+      </w:pPr>
+      <w:r>
+        <w:rPr>
+          <w:rFonts w:ascii="Inter" w:cs="Inter" w:eastAsia="Inter" w:hAnsi="Inter"/>
+          <w:b w:val="false"/>
+          <w:bCs w:val="false"/>
+          <w:color w:val="4A5568"/>
+          <w:sz w:val="20"/>
+          <w:szCs w:val="20"/>
+        </w:rPr>
+        <w:t xml:space="preserve">Create project opens the project creation flow (flow not yet designed — see 14)</w:t>
+      </w:r>
+    </w:p>
+    <w:p>
+      <w:pPr>
+        <w:pStyle w:val="ListParagraph"/>
+        <w:numPr>
+          <w:ilvl w:val="0"/>
+          <w:numId w:val="2"/>
+        </w:numPr>
+        <w:spacing w:after="40" w:before="40"/>
+      </w:pPr>
+      <w:r>
+        <w:rPr>
+          <w:rFonts w:ascii="Inter" w:cs="Inter" w:eastAsia="Inter" w:hAnsi="Inter"/>
+          <w:b w:val="false"/>
+          <w:bCs w:val="false"/>
+          <w:color w:val="4A5568"/>
+          <w:sz w:val="20"/>
+          <w:szCs w:val="20"/>
+        </w:rPr>
+        <w:t xml:space="preserve">Log out signs the user out and returns to the login screen</w:t>
+      </w:r>
+    </w:p>
+    <w:p>
+      <w:pPr>
+        <w:pStyle w:val="ListParagraph"/>
+        <w:numPr>
+          <w:ilvl w:val="0"/>
+          <w:numId w:val="2"/>
+        </w:numPr>
+        <w:spacing w:after="40" w:before="40"/>
+      </w:pPr>
+      <w:r>
+        <w:rPr>
+          <w:rFonts w:ascii="Inter" w:cs="Inter" w:eastAsia="Inter" w:hAnsi="Inter"/>
+          <w:b w:val="false"/>
+          <w:bCs w:val="false"/>
+          <w:color w:val="4A5568"/>
+          <w:sz w:val="20"/>
+          <w:szCs w:val="20"/>
+        </w:rPr>
+        <w:t xml:space="preserve">Once at least one project exists, login bypasses this screen and lands in the project dashboard</w:t>
       </w:r>
     </w:p>
     <w:p>
@@ -14639,6 +14892,58 @@
       <w:pPr>
         <w:spacing w:after="0" w:before="60"/>
       </w:pPr>
+    </w:p>
+    <w:p>
+      <w:r>
+        <w:rPr>
+          <w:rFonts w:ascii="Inter" w:cs="Inter" w:eastAsia="Inter" w:hAnsi="Inter"/>
+          <w:b/>
+          <w:bCs/>
+          <w:color w:val="4A5568"/>
+          <w:sz w:val="20"/>
+          <w:szCs w:val="20"/>
+        </w:rPr>
+        <w:t xml:space="preserve">Project creation flow</w:t>
+      </w:r>
+    </w:p>
+    <w:p>
+      <w:r>
+        <w:rPr>
+          <w:rFonts w:ascii="Inter" w:cs="Inter" w:eastAsia="Inter" w:hAnsi="Inter"/>
+          <w:b w:val="false"/>
+          <w:bCs w:val="false"/>
+          <w:color w:val="4A5568"/>
+          <w:sz w:val="20"/>
+          <w:szCs w:val="20"/>
+        </w:rPr>
+        <w:t xml:space="preserve">What does creating a project involve — a single name field, or a guided setup (platform, instructions seed)? The Create Project screen’s CTA needs this defined.</w:t>
+      </w:r>
+    </w:p>
+    <w:p>
+      <w:r>
+        <w:rPr>
+          <w:rFonts w:ascii="Inter" w:cs="Inter" w:eastAsia="Inter" w:hAnsi="Inter"/>
+          <w:b/>
+          <w:bCs/>
+          <w:color w:val="4A5568"/>
+          <w:sz w:val="20"/>
+          <w:szCs w:val="20"/>
+        </w:rPr>
+        <w:t xml:space="preserve">Project switching</w:t>
+      </w:r>
+    </w:p>
+    <w:p>
+      <w:r>
+        <w:rPr>
+          <w:rFonts w:ascii="Inter" w:cs="Inter" w:eastAsia="Inter" w:hAnsi="Inter"/>
+          <w:b w:val="false"/>
+          <w:bCs w:val="false"/>
+          <w:color w:val="4A5568"/>
+          <w:sz w:val="20"/>
+          <w:szCs w:val="20"/>
+        </w:rPr>
+        <w:t xml:space="preserve">Where does switching live once a user has multiple projects — sidebar header, navbar, or a dedicated screen?</w:t>
+      </w:r>
     </w:p>
     <w:p>
       <w:pPr>
